--- a/steps done to get things done.docx
+++ b/steps done to get things done.docx
@@ -67,41 +67,13 @@
           <w:lang w:val="en-US"/>
         </w:rPr>
       </w:pPr>
-      <w:proofErr w:type="spellStart"/>
-      <w:r>
-        <w:rPr>
-          <w:sz w:val="28"/>
-          <w:szCs w:val="28"/>
-          <w:lang w:val="en-US"/>
-        </w:rPr>
-        <w:t>conda</w:t>
-      </w:r>
-      <w:proofErr w:type="spellEnd"/>
-      <w:r>
-        <w:rPr>
-          <w:sz w:val="28"/>
-          <w:szCs w:val="28"/>
-          <w:lang w:val="en-US"/>
-        </w:rPr>
-        <w:t xml:space="preserve"> create -n </w:t>
-      </w:r>
-      <w:proofErr w:type="spellStart"/>
-      <w:r>
-        <w:rPr>
-          <w:sz w:val="28"/>
-          <w:szCs w:val="28"/>
-          <w:lang w:val="en-US"/>
-        </w:rPr>
-        <w:t>depth_env</w:t>
-      </w:r>
-      <w:proofErr w:type="spellEnd"/>
-      <w:r>
-        <w:rPr>
-          <w:sz w:val="28"/>
-          <w:szCs w:val="28"/>
-          <w:lang w:val="en-US"/>
-        </w:rPr>
-        <w:t xml:space="preserve"> python=3.8 -y</w:t>
+      <w:r>
+        <w:rPr>
+          <w:sz w:val="28"/>
+          <w:szCs w:val="28"/>
+          <w:lang w:val="en-US"/>
+        </w:rPr>
+        <w:t>conda create -n depth_env python=3.8 -y</w:t>
       </w:r>
     </w:p>
     <w:p>
@@ -117,34 +89,22 @@
           <w:lang w:val="en-US"/>
         </w:rPr>
       </w:pPr>
-      <w:proofErr w:type="spellStart"/>
-      <w:r>
-        <w:rPr>
-          <w:sz w:val="28"/>
-          <w:szCs w:val="28"/>
-          <w:lang w:val="en-US"/>
-        </w:rPr>
-        <w:t>conda</w:t>
-      </w:r>
-      <w:proofErr w:type="spellEnd"/>
-      <w:r>
-        <w:rPr>
-          <w:sz w:val="28"/>
-          <w:szCs w:val="28"/>
-          <w:lang w:val="en-US"/>
-        </w:rPr>
-        <w:t xml:space="preserve"> activate </w:t>
-      </w:r>
-      <w:proofErr w:type="spellStart"/>
-      <w:r>
-        <w:rPr>
-          <w:sz w:val="28"/>
-          <w:szCs w:val="28"/>
-          <w:lang w:val="en-US"/>
-        </w:rPr>
-        <w:t>depth_env</w:t>
-      </w:r>
-      <w:proofErr w:type="spellEnd"/>
+      <w:r>
+        <w:rPr>
+          <w:sz w:val="28"/>
+          <w:szCs w:val="28"/>
+          <w:lang w:val="en-US"/>
+        </w:rPr>
+        <w:t>conda activate depth_env</w:t>
+      </w:r>
+      <w:r>
+        <w:rPr>
+          <w:sz w:val="28"/>
+          <w:szCs w:val="28"/>
+          <w:lang w:val="en-US"/>
+        </w:rPr>
+        <w:t xml:space="preserve"> / depth_venv</w:t>
+      </w:r>
     </w:p>
     <w:p>
       <w:pPr>
@@ -159,23 +119,13 @@
           <w:lang w:val="en-US"/>
         </w:rPr>
       </w:pPr>
-      <w:proofErr w:type="spellStart"/>
-      <w:r>
-        <w:rPr>
-          <w:sz w:val="28"/>
-          <w:szCs w:val="28"/>
-          <w:lang w:val="en-US"/>
-        </w:rPr>
-        <w:t>conda</w:t>
-      </w:r>
-      <w:proofErr w:type="spellEnd"/>
-      <w:r>
-        <w:rPr>
-          <w:sz w:val="28"/>
-          <w:szCs w:val="28"/>
-          <w:lang w:val="en-US"/>
-        </w:rPr>
-        <w:t xml:space="preserve"> deactivate</w:t>
+      <w:r>
+        <w:rPr>
+          <w:sz w:val="28"/>
+          <w:szCs w:val="28"/>
+          <w:lang w:val="en-US"/>
+        </w:rPr>
+        <w:t>conda deactivate</w:t>
       </w:r>
     </w:p>
     <w:p>
@@ -230,7 +180,6 @@
           <w:lang w:val="en-US"/>
         </w:rPr>
       </w:pPr>
-      <w:proofErr w:type="spellStart"/>
       <w:r>
         <w:rPr>
           <w:sz w:val="28"/>
@@ -239,7 +188,6 @@
         </w:rPr>
         <w:t>torchvision</w:t>
       </w:r>
-      <w:proofErr w:type="spellEnd"/>
     </w:p>
     <w:p>
       <w:pPr>
@@ -254,7 +202,6 @@
           <w:lang w:val="en-US"/>
         </w:rPr>
       </w:pPr>
-      <w:proofErr w:type="spellStart"/>
       <w:r>
         <w:rPr>
           <w:sz w:val="28"/>
@@ -263,7 +210,6 @@
         </w:rPr>
         <w:t>torchaudio</w:t>
       </w:r>
-      <w:proofErr w:type="spellEnd"/>
     </w:p>
     <w:p>
       <w:pPr>
@@ -356,54 +302,8 @@
           <w:szCs w:val="28"/>
           <w:lang w:val="en-US"/>
         </w:rPr>
-        <w:t xml:space="preserve">pip install </w:t>
-      </w:r>
-      <w:proofErr w:type="spellStart"/>
-      <w:r>
-        <w:rPr>
-          <w:sz w:val="28"/>
-          <w:szCs w:val="28"/>
-          <w:lang w:val="en-US"/>
-        </w:rPr>
-        <w:t>numpy</w:t>
-      </w:r>
-      <w:proofErr w:type="spellEnd"/>
-      <w:r>
-        <w:rPr>
-          <w:sz w:val="28"/>
-          <w:szCs w:val="28"/>
-          <w:lang w:val="en-US"/>
-        </w:rPr>
-        <w:t xml:space="preserve"> matplotlib pillow </w:t>
-      </w:r>
-      <w:proofErr w:type="spellStart"/>
-      <w:r>
-        <w:rPr>
-          <w:sz w:val="28"/>
-          <w:szCs w:val="28"/>
-          <w:lang w:val="en-US"/>
-        </w:rPr>
-        <w:t>opencv</w:t>
-      </w:r>
-      <w:proofErr w:type="spellEnd"/>
-      <w:r>
-        <w:rPr>
-          <w:sz w:val="28"/>
-          <w:szCs w:val="28"/>
-          <w:lang w:val="en-US"/>
-        </w:rPr>
-        <w:t xml:space="preserve">-python </w:t>
-      </w:r>
-      <w:proofErr w:type="spellStart"/>
-      <w:r>
-        <w:rPr>
-          <w:sz w:val="28"/>
-          <w:szCs w:val="28"/>
-          <w:lang w:val="en-US"/>
-        </w:rPr>
-        <w:t>tqdm</w:t>
-      </w:r>
-      <w:proofErr w:type="spellEnd"/>
+        <w:t>pip install numpy matplotlib pillow opencv-python tqdm</w:t>
+      </w:r>
     </w:p>
     <w:p>
       <w:pPr>
@@ -424,18 +324,8 @@
           <w:szCs w:val="28"/>
           <w:lang w:val="en-US"/>
         </w:rPr>
-        <w:t xml:space="preserve">pip install scikit-image </w:t>
-      </w:r>
-      <w:proofErr w:type="spellStart"/>
-      <w:r>
-        <w:rPr>
-          <w:sz w:val="28"/>
-          <w:szCs w:val="28"/>
-          <w:lang w:val="en-US"/>
-        </w:rPr>
-        <w:t>tensorboardX</w:t>
-      </w:r>
-      <w:proofErr w:type="spellEnd"/>
+        <w:t>pip install scikit-image tensorboardX</w:t>
+      </w:r>
     </w:p>
     <w:p>
       <w:pPr>
@@ -548,23 +438,7 @@
           <w:sz w:val="28"/>
           <w:szCs w:val="28"/>
         </w:rPr>
-        <w:t xml:space="preserve">extract the model and place it in </w:t>
-      </w:r>
-      <w:proofErr w:type="gramStart"/>
-      <w:r>
-        <w:rPr>
-          <w:sz w:val="28"/>
-          <w:szCs w:val="28"/>
-        </w:rPr>
-        <w:t>models</w:t>
-      </w:r>
-      <w:proofErr w:type="gramEnd"/>
-      <w:r>
-        <w:rPr>
-          <w:sz w:val="28"/>
-          <w:szCs w:val="28"/>
-        </w:rPr>
-        <w:t xml:space="preserve"> folder (monodepth2/models/mono+stereo_640x192)</w:t>
+        <w:t>extract the model and place it in models folder (monodepth2/models/mono+stereo_640x192)</w:t>
       </w:r>
     </w:p>
     <w:p>
@@ -585,62 +459,14 @@
           <w:sz w:val="28"/>
           <w:szCs w:val="28"/>
         </w:rPr>
-        <w:t xml:space="preserve">testing if model </w:t>
-      </w:r>
-      <w:proofErr w:type="gramStart"/>
-      <w:r>
-        <w:rPr>
-          <w:sz w:val="28"/>
-          <w:szCs w:val="28"/>
-        </w:rPr>
-        <w:t>works:</w:t>
-      </w:r>
-      <w:proofErr w:type="gramEnd"/>
-      <w:r>
-        <w:rPr>
-          <w:sz w:val="28"/>
-          <w:szCs w:val="28"/>
-        </w:rPr>
-        <w:t xml:space="preserve"> </w:t>
-      </w:r>
-      <w:r>
-        <w:rPr>
-          <w:sz w:val="28"/>
-          <w:szCs w:val="28"/>
-        </w:rPr>
-        <w:t>python test_simple.py --</w:t>
-      </w:r>
-      <w:proofErr w:type="spellStart"/>
-      <w:r>
-        <w:rPr>
-          <w:sz w:val="28"/>
-          <w:szCs w:val="28"/>
-        </w:rPr>
-        <w:t>image_path</w:t>
-      </w:r>
-      <w:proofErr w:type="spellEnd"/>
-      <w:r>
-        <w:rPr>
-          <w:sz w:val="28"/>
-          <w:szCs w:val="28"/>
-        </w:rPr>
-        <w:t xml:space="preserve"> assets/test_image.jpg --</w:t>
-      </w:r>
-      <w:proofErr w:type="spellStart"/>
-      <w:r>
-        <w:rPr>
-          <w:sz w:val="28"/>
-          <w:szCs w:val="28"/>
-        </w:rPr>
-        <w:t>model_name</w:t>
-      </w:r>
-      <w:proofErr w:type="spellEnd"/>
-      <w:r>
-        <w:rPr>
-          <w:sz w:val="28"/>
-          <w:szCs w:val="28"/>
-        </w:rPr>
-        <w:t xml:space="preserve"> mono+stereo_640x192</w:t>
+        <w:t xml:space="preserve">testing if model works: </w:t>
+      </w:r>
+      <w:r>
+        <w:rPr>
+          <w:sz w:val="28"/>
+          <w:szCs w:val="28"/>
+        </w:rPr>
+        <w:t>python test_simple.py --image_path assets/test_image.jpg --model_name mono+stereo_640x192</w:t>
       </w:r>
     </w:p>
     <w:p>
@@ -682,50 +508,24 @@
           <w:sz w:val="28"/>
           <w:szCs w:val="28"/>
         </w:rPr>
-        <w:t xml:space="preserve">run </w:t>
-      </w:r>
-      <w:proofErr w:type="spellStart"/>
-      <w:r>
-        <w:rPr>
-          <w:sz w:val="28"/>
-          <w:szCs w:val="28"/>
-        </w:rPr>
-        <w:t>dir</w:t>
-      </w:r>
-      <w:proofErr w:type="spellEnd"/>
-      <w:r>
-        <w:rPr>
-          <w:sz w:val="28"/>
-          <w:szCs w:val="28"/>
-        </w:rPr>
-        <w:t xml:space="preserve"> assets: you should see test_image.jpeg</w:t>
-      </w:r>
-    </w:p>
-    <w:p>
-      <w:pPr>
-        <w:rPr>
-          <w:sz w:val="28"/>
-          <w:szCs w:val="28"/>
-          <w:lang w:val="en-US"/>
-        </w:rPr>
-      </w:pPr>
-      <w:proofErr w:type="gramStart"/>
-      <w:r>
-        <w:rPr>
-          <w:sz w:val="28"/>
-          <w:szCs w:val="28"/>
-          <w:lang w:val="en-US"/>
-        </w:rPr>
-        <w:t>now</w:t>
-      </w:r>
-      <w:proofErr w:type="gramEnd"/>
-      <w:r>
-        <w:rPr>
-          <w:sz w:val="28"/>
-          <w:szCs w:val="28"/>
-          <w:lang w:val="en-US"/>
-        </w:rPr>
-        <w:t xml:space="preserve"> baseline model is ready</w:t>
+        <w:t>run dir assets: you should see test_image.jpeg</w:t>
+      </w:r>
+    </w:p>
+    <w:p>
+      <w:pPr>
+        <w:rPr>
+          <w:sz w:val="28"/>
+          <w:szCs w:val="28"/>
+          <w:lang w:val="en-US"/>
+        </w:rPr>
+      </w:pPr>
+      <w:r>
+        <w:rPr>
+          <w:sz w:val="28"/>
+          <w:szCs w:val="28"/>
+          <w:lang w:val="en-US"/>
+        </w:rPr>
+        <w:t>now baseline model is ready</w:t>
       </w:r>
     </w:p>
     <w:p>
@@ -771,115 +571,31 @@
           <w:lang w:val="en-US"/>
         </w:rPr>
       </w:pPr>
-      <w:proofErr w:type="gramStart"/>
-      <w:r>
-        <w:rPr>
-          <w:sz w:val="28"/>
-          <w:szCs w:val="28"/>
-          <w:lang w:val="en-US"/>
-        </w:rPr>
-        <w:t>the</w:t>
-      </w:r>
-      <w:proofErr w:type="gramEnd"/>
-      <w:r>
-        <w:rPr>
-          <w:sz w:val="28"/>
-          <w:szCs w:val="28"/>
-          <w:lang w:val="en-US"/>
-        </w:rPr>
-        <w:t xml:space="preserve"> images in the nyu2_train and nyu2_test were separated into </w:t>
-      </w:r>
-      <w:proofErr w:type="spellStart"/>
-      <w:r>
-        <w:rPr>
-          <w:sz w:val="28"/>
-          <w:szCs w:val="28"/>
-          <w:lang w:val="en-US"/>
-        </w:rPr>
-        <w:t>nyu_train_preprocessed</w:t>
-      </w:r>
-      <w:proofErr w:type="spellEnd"/>
-      <w:r>
-        <w:rPr>
-          <w:sz w:val="28"/>
-          <w:szCs w:val="28"/>
-          <w:lang w:val="en-US"/>
-        </w:rPr>
-        <w:t xml:space="preserve"> and </w:t>
-      </w:r>
-      <w:proofErr w:type="spellStart"/>
-      <w:r>
-        <w:rPr>
-          <w:sz w:val="28"/>
-          <w:szCs w:val="28"/>
-          <w:lang w:val="en-US"/>
-        </w:rPr>
-        <w:t>nyu_test_preprocessed</w:t>
-      </w:r>
-      <w:proofErr w:type="spellEnd"/>
-      <w:r>
-        <w:rPr>
-          <w:sz w:val="28"/>
-          <w:szCs w:val="28"/>
-          <w:lang w:val="en-US"/>
-        </w:rPr>
-        <w:t xml:space="preserve"> files which each has files: </w:t>
-      </w:r>
-      <w:proofErr w:type="spellStart"/>
-      <w:r>
-        <w:rPr>
-          <w:sz w:val="28"/>
-          <w:szCs w:val="28"/>
-          <w:lang w:val="en-US"/>
-        </w:rPr>
-        <w:t>rgb</w:t>
-      </w:r>
-      <w:proofErr w:type="spellEnd"/>
-      <w:r>
-        <w:rPr>
-          <w:sz w:val="28"/>
-          <w:szCs w:val="28"/>
-          <w:lang w:val="en-US"/>
-        </w:rPr>
-        <w:t xml:space="preserve"> image and depth image. </w:t>
-      </w:r>
-    </w:p>
-    <w:p>
-      <w:pPr>
-        <w:rPr>
-          <w:sz w:val="28"/>
-          <w:szCs w:val="28"/>
-          <w:lang w:val="en-US"/>
-        </w:rPr>
-      </w:pPr>
-      <w:r>
-        <w:rPr>
-          <w:sz w:val="28"/>
-          <w:szCs w:val="28"/>
-          <w:lang w:val="en-US"/>
-        </w:rPr>
-        <w:t xml:space="preserve">Code for this part is written in </w:t>
-      </w:r>
-      <w:proofErr w:type="spellStart"/>
-      <w:r>
-        <w:rPr>
-          <w:sz w:val="28"/>
-          <w:szCs w:val="28"/>
-          <w:lang w:val="en-US"/>
-        </w:rPr>
-        <w:t>dataset_</w:t>
-      </w:r>
-      <w:proofErr w:type="gramStart"/>
-      <w:r>
-        <w:rPr>
-          <w:sz w:val="28"/>
-          <w:szCs w:val="28"/>
-          <w:lang w:val="en-US"/>
-        </w:rPr>
-        <w:t>preprocessing.ipynb</w:t>
-      </w:r>
-      <w:proofErr w:type="spellEnd"/>
-      <w:proofErr w:type="gramEnd"/>
+      <w:r>
+        <w:rPr>
+          <w:sz w:val="28"/>
+          <w:szCs w:val="28"/>
+          <w:lang w:val="en-US"/>
+        </w:rPr>
+        <w:t xml:space="preserve">the images in the nyu2_train and nyu2_test were separated into nyu_train_preprocessed and nyu_test_preprocessed files which each has files: rgb image and depth image. </w:t>
+      </w:r>
+    </w:p>
+    <w:p>
+      <w:pPr>
+        <w:rPr>
+          <w:sz w:val="28"/>
+          <w:szCs w:val="28"/>
+          <w:lang w:val="en-US"/>
+        </w:rPr>
+      </w:pPr>
+      <w:r>
+        <w:rPr>
+          <w:sz w:val="28"/>
+          <w:szCs w:val="28"/>
+          <w:lang w:val="en-US"/>
+        </w:rPr>
+        <w:t>Code for this part is written in dataset_preprocessing.ipynb</w:t>
+      </w:r>
       <w:r>
         <w:rPr>
           <w:sz w:val="28"/>
@@ -920,25 +636,7 @@
           <w:szCs w:val="28"/>
           <w:lang w:val="en-US"/>
         </w:rPr>
-        <w:t xml:space="preserve"> (evaluation1.py file in </w:t>
-      </w:r>
-      <w:proofErr w:type="spellStart"/>
-      <w:r>
-        <w:rPr>
-          <w:sz w:val="28"/>
-          <w:szCs w:val="28"/>
-          <w:lang w:val="en-US"/>
-        </w:rPr>
-        <w:t>Depth_Estimation</w:t>
-      </w:r>
-      <w:proofErr w:type="spellEnd"/>
-      <w:r>
-        <w:rPr>
-          <w:sz w:val="28"/>
-          <w:szCs w:val="28"/>
-          <w:lang w:val="en-US"/>
-        </w:rPr>
-        <w:t xml:space="preserve"> folder)</w:t>
+        <w:t xml:space="preserve"> (evaluation1.py file in Depth_Estimation folder)</w:t>
       </w:r>
     </w:p>
     <w:p>
@@ -987,34 +685,14 @@
           <w:lang w:val="en-US"/>
         </w:rPr>
       </w:pPr>
-      <w:proofErr w:type="gramStart"/>
-      <w:r>
-        <w:rPr>
-          <w:sz w:val="28"/>
-          <w:szCs w:val="28"/>
-          <w:lang w:val="en-US"/>
-        </w:rPr>
-        <w:t>pip</w:t>
-      </w:r>
-      <w:proofErr w:type="gramEnd"/>
-      <w:r>
-        <w:rPr>
-          <w:sz w:val="28"/>
-          <w:szCs w:val="28"/>
-          <w:lang w:val="en-US"/>
-        </w:rPr>
-        <w:t xml:space="preserve"> install </w:t>
-      </w:r>
-      <w:proofErr w:type="spellStart"/>
-      <w:r>
-        <w:rPr>
-          <w:sz w:val="28"/>
-          <w:szCs w:val="28"/>
-          <w:lang w:val="en-US"/>
-        </w:rPr>
-        <w:t>ipykernel</w:t>
-      </w:r>
-      <w:proofErr w:type="spellEnd"/>
+      <w:r>
+        <w:rPr>
+          <w:sz w:val="28"/>
+          <w:szCs w:val="28"/>
+          <w:lang w:val="en-US"/>
+        </w:rPr>
+        <w:t>pip install ipykernel</w:t>
+      </w:r>
     </w:p>
     <w:p>
       <w:pPr>
@@ -1035,61 +713,7 @@
           <w:szCs w:val="28"/>
           <w:lang w:val="en-US"/>
         </w:rPr>
-        <w:t xml:space="preserve">python -m </w:t>
-      </w:r>
-      <w:proofErr w:type="spellStart"/>
-      <w:r>
-        <w:rPr>
-          <w:sz w:val="28"/>
-          <w:szCs w:val="28"/>
-          <w:lang w:val="en-US"/>
-        </w:rPr>
-        <w:t>ipykernel</w:t>
-      </w:r>
-      <w:proofErr w:type="spellEnd"/>
-      <w:r>
-        <w:rPr>
-          <w:sz w:val="28"/>
-          <w:szCs w:val="28"/>
-          <w:lang w:val="en-US"/>
-        </w:rPr>
-        <w:t xml:space="preserve"> install --user --name </w:t>
-      </w:r>
-      <w:proofErr w:type="spellStart"/>
-      <w:r>
-        <w:rPr>
-          <w:sz w:val="28"/>
-          <w:szCs w:val="28"/>
-          <w:lang w:val="en-US"/>
-        </w:rPr>
-        <w:t>depth_env</w:t>
-      </w:r>
-      <w:proofErr w:type="spellEnd"/>
-      <w:r>
-        <w:rPr>
-          <w:sz w:val="28"/>
-          <w:szCs w:val="28"/>
-          <w:lang w:val="en-US"/>
-        </w:rPr>
-        <w:t xml:space="preserve"> --display-name "Python (</w:t>
-      </w:r>
-      <w:proofErr w:type="spellStart"/>
-      <w:r>
-        <w:rPr>
-          <w:sz w:val="28"/>
-          <w:szCs w:val="28"/>
-          <w:lang w:val="en-US"/>
-        </w:rPr>
-        <w:t>depth_env</w:t>
-      </w:r>
-      <w:proofErr w:type="spellEnd"/>
-      <w:r>
-        <w:rPr>
-          <w:sz w:val="28"/>
-          <w:szCs w:val="28"/>
-          <w:lang w:val="en-US"/>
-        </w:rPr>
-        <w:t>)"</w:t>
+        <w:t>python -m ipykernel install --user --name depth_env --display-name "Python (depth_env)"</w:t>
       </w:r>
     </w:p>
     <w:p>
@@ -1126,44 +750,21 @@
           <w:rStyle w:val="Strong"/>
           <w:rFonts w:eastAsiaTheme="majorEastAsia"/>
         </w:rPr>
-        <w:t xml:space="preserve">Kernel </w:t>
+        <w:t>Kernel (inside notebook)</w:t>
       </w:r>
       <w:r>
         <w:rPr>
           <w:rStyle w:val="Strong"/>
           <w:rFonts w:eastAsiaTheme="majorEastAsia"/>
         </w:rPr>
-        <w:t>(inside notebook)</w:t>
+        <w:t xml:space="preserve"> </w:t>
       </w:r>
       <w:r>
         <w:rPr>
           <w:rStyle w:val="Strong"/>
           <w:rFonts w:eastAsiaTheme="majorEastAsia"/>
         </w:rPr>
-        <w:t xml:space="preserve"> </w:t>
-      </w:r>
-      <w:r>
-        <w:rPr>
-          <w:rStyle w:val="Strong"/>
-          <w:rFonts w:eastAsiaTheme="majorEastAsia"/>
-        </w:rPr>
-        <w:t>→ Change Kernel → Python (</w:t>
-      </w:r>
-      <w:proofErr w:type="spellStart"/>
-      <w:r>
-        <w:rPr>
-          <w:rStyle w:val="Strong"/>
-          <w:rFonts w:eastAsiaTheme="majorEastAsia"/>
-        </w:rPr>
-        <w:t>depth_env</w:t>
-      </w:r>
-      <w:proofErr w:type="spellEnd"/>
-      <w:r>
-        <w:rPr>
-          <w:rStyle w:val="Strong"/>
-          <w:rFonts w:eastAsiaTheme="majorEastAsia"/>
-        </w:rPr>
-        <w:t>)</w:t>
+        <w:t>→ Change Kernel → Python (depth_env)</w:t>
       </w:r>
     </w:p>
     <w:p>
@@ -1211,61 +812,7 @@
           <w:szCs w:val="28"/>
           <w:lang w:val="en-US"/>
         </w:rPr>
-        <w:t>We created .</w:t>
-      </w:r>
-      <w:proofErr w:type="spellStart"/>
-      <w:r>
-        <w:rPr>
-          <w:sz w:val="28"/>
-          <w:szCs w:val="28"/>
-          <w:lang w:val="en-US"/>
-        </w:rPr>
-        <w:t>npy</w:t>
-      </w:r>
-      <w:proofErr w:type="spellEnd"/>
-      <w:r>
-        <w:rPr>
-          <w:sz w:val="28"/>
-          <w:szCs w:val="28"/>
-          <w:lang w:val="en-US"/>
-        </w:rPr>
-        <w:t xml:space="preserve"> files of the </w:t>
-      </w:r>
-      <w:proofErr w:type="spellStart"/>
-      <w:r>
-        <w:rPr>
-          <w:sz w:val="28"/>
-          <w:szCs w:val="28"/>
-          <w:lang w:val="en-US"/>
-        </w:rPr>
-        <w:t>nyu_test</w:t>
-      </w:r>
-      <w:proofErr w:type="spellEnd"/>
-      <w:r>
-        <w:rPr>
-          <w:sz w:val="28"/>
-          <w:szCs w:val="28"/>
-          <w:lang w:val="en-US"/>
-        </w:rPr>
-        <w:t xml:space="preserve"> images and stored them in </w:t>
-      </w:r>
-      <w:proofErr w:type="spellStart"/>
-      <w:r>
-        <w:rPr>
-          <w:sz w:val="28"/>
-          <w:szCs w:val="28"/>
-          <w:lang w:val="en-US"/>
-        </w:rPr>
-        <w:t>nyu_test_preprocessed</w:t>
-      </w:r>
-      <w:proofErr w:type="spellEnd"/>
-      <w:r>
-        <w:rPr>
-          <w:sz w:val="28"/>
-          <w:szCs w:val="28"/>
-          <w:lang w:val="en-US"/>
-        </w:rPr>
-        <w:t>/images folder</w:t>
+        <w:t>We created .npy files of the nyu_test images and stored them in nyu_test_preprocessed/images folder</w:t>
       </w:r>
     </w:p>
     <w:p>
@@ -1397,43 +944,7 @@
           <w:szCs w:val="28"/>
           <w:lang w:val="en-US"/>
         </w:rPr>
-        <w:t xml:space="preserve">The values are </w:t>
-      </w:r>
-      <w:proofErr w:type="gramStart"/>
-      <w:r>
-        <w:rPr>
-          <w:sz w:val="28"/>
-          <w:szCs w:val="28"/>
-          <w:lang w:val="en-US"/>
-        </w:rPr>
-        <w:t>pretty high</w:t>
-      </w:r>
-      <w:proofErr w:type="gramEnd"/>
-      <w:r>
-        <w:rPr>
-          <w:sz w:val="28"/>
-          <w:szCs w:val="28"/>
-          <w:lang w:val="en-US"/>
-        </w:rPr>
-        <w:t xml:space="preserve"> and so not that good (ARE is extremely bad, RMSE is </w:t>
-      </w:r>
-      <w:proofErr w:type="spellStart"/>
-      <w:r>
-        <w:rPr>
-          <w:sz w:val="28"/>
-          <w:szCs w:val="28"/>
-          <w:lang w:val="en-US"/>
-        </w:rPr>
-        <w:t>okayish</w:t>
-      </w:r>
-      <w:proofErr w:type="spellEnd"/>
-      <w:r>
-        <w:rPr>
-          <w:sz w:val="28"/>
-          <w:szCs w:val="28"/>
-          <w:lang w:val="en-US"/>
-        </w:rPr>
-        <w:t>)</w:t>
+        <w:t>The values are pretty high and so not that good (ARE is extremely bad, RMSE is okayish)</w:t>
       </w:r>
     </w:p>
     <w:p>
@@ -1455,15 +966,7 @@
           <w:szCs w:val="28"/>
           <w:lang w:val="en-US"/>
         </w:rPr>
-        <w:t>Evaluation and printing results of absolute relative error and RMSE</w:t>
-      </w:r>
-      <w:r>
-        <w:rPr>
-          <w:sz w:val="28"/>
-          <w:szCs w:val="28"/>
-          <w:lang w:val="en-US"/>
-        </w:rPr>
-        <w:t xml:space="preserve"> (median)</w:t>
+        <w:t>Evaluation and printing results of absolute relative error and RMSE (median)</w:t>
       </w:r>
     </w:p>
     <w:p>
@@ -1556,6 +1059,161 @@
     </w:p>
     <w:p>
       <w:pPr>
+        <w:rPr>
+          <w:sz w:val="28"/>
+          <w:szCs w:val="28"/>
+          <w:lang w:val="en-US"/>
+        </w:rPr>
+      </w:pPr>
+      <w:r>
+        <w:rPr>
+          <w:sz w:val="28"/>
+          <w:szCs w:val="28"/>
+          <w:lang w:val="en-US"/>
+        </w:rPr>
+        <w:lastRenderedPageBreak/>
+        <w:t>Next we created our own model in file (depth_model.ipynb)</w:t>
+      </w:r>
+    </w:p>
+    <w:p>
+      <w:pPr>
+        <w:pStyle w:val="ListParagraph"/>
+        <w:numPr>
+          <w:ilvl w:val="0"/>
+          <w:numId w:val="7"/>
+        </w:numPr>
+        <w:rPr>
+          <w:sz w:val="28"/>
+          <w:szCs w:val="28"/>
+          <w:lang w:val="en-US"/>
+        </w:rPr>
+      </w:pPr>
+      <w:r>
+        <w:rPr>
+          <w:sz w:val="28"/>
+          <w:szCs w:val="28"/>
+          <w:lang w:val="en-US"/>
+        </w:rPr>
+        <w:t xml:space="preserve">A class to load the images and depth maps was created. </w:t>
+      </w:r>
+    </w:p>
+    <w:p>
+      <w:pPr>
+        <w:pStyle w:val="ListParagraph"/>
+        <w:numPr>
+          <w:ilvl w:val="0"/>
+          <w:numId w:val="7"/>
+        </w:numPr>
+        <w:rPr>
+          <w:sz w:val="28"/>
+          <w:szCs w:val="28"/>
+          <w:lang w:val="en-US"/>
+        </w:rPr>
+      </w:pPr>
+      <w:r>
+        <w:rPr>
+          <w:sz w:val="28"/>
+          <w:szCs w:val="28"/>
+          <w:lang w:val="en-US"/>
+        </w:rPr>
+        <w:t>Dataloader to load the data</w:t>
+      </w:r>
+    </w:p>
+    <w:p>
+      <w:pPr>
+        <w:pStyle w:val="ListParagraph"/>
+        <w:numPr>
+          <w:ilvl w:val="0"/>
+          <w:numId w:val="7"/>
+        </w:numPr>
+        <w:rPr>
+          <w:sz w:val="28"/>
+          <w:szCs w:val="28"/>
+          <w:lang w:val="en-US"/>
+        </w:rPr>
+      </w:pPr>
+      <w:r>
+        <w:rPr>
+          <w:sz w:val="28"/>
+          <w:szCs w:val="28"/>
+          <w:lang w:val="en-US"/>
+        </w:rPr>
+        <w:t>Depth model: using CNN was created</w:t>
+      </w:r>
+    </w:p>
+    <w:p>
+      <w:pPr>
+        <w:pStyle w:val="ListParagraph"/>
+        <w:numPr>
+          <w:ilvl w:val="1"/>
+          <w:numId w:val="7"/>
+        </w:numPr>
+        <w:rPr>
+          <w:sz w:val="28"/>
+          <w:szCs w:val="28"/>
+          <w:lang w:val="en-US"/>
+        </w:rPr>
+      </w:pPr>
+      <w:r>
+        <w:rPr>
+          <w:sz w:val="28"/>
+          <w:szCs w:val="28"/>
+          <w:lang w:val="en-US"/>
+        </w:rPr>
+        <w:t>It has an encoder and a decoder</w:t>
+      </w:r>
+    </w:p>
+    <w:p>
+      <w:pPr>
+        <w:pStyle w:val="ListParagraph"/>
+        <w:numPr>
+          <w:ilvl w:val="1"/>
+          <w:numId w:val="7"/>
+        </w:numPr>
+        <w:rPr>
+          <w:sz w:val="28"/>
+          <w:szCs w:val="28"/>
+          <w:lang w:val="en-US"/>
+        </w:rPr>
+      </w:pPr>
+      <w:r>
+        <w:rPr>
+          <w:sz w:val="28"/>
+          <w:szCs w:val="28"/>
+          <w:lang w:val="en-US"/>
+        </w:rPr>
+        <w:t>And a forward function</w:t>
+      </w:r>
+    </w:p>
+    <w:p>
+      <w:pPr>
+        <w:pStyle w:val="ListParagraph"/>
+        <w:numPr>
+          <w:ilvl w:val="0"/>
+          <w:numId w:val="7"/>
+        </w:numPr>
+        <w:rPr>
+          <w:sz w:val="28"/>
+          <w:szCs w:val="28"/>
+          <w:lang w:val="en-US"/>
+        </w:rPr>
+      </w:pPr>
+      <w:r>
+        <w:rPr>
+          <w:sz w:val="28"/>
+          <w:szCs w:val="28"/>
+          <w:lang w:val="en-US"/>
+        </w:rPr>
+        <w:t>We then setup the training</w:t>
+      </w:r>
+    </w:p>
+    <w:p>
+      <w:pPr>
+        <w:pStyle w:val="ListParagraph"/>
+        <w:numPr>
+          <w:ilvl w:val="0"/>
+          <w:numId w:val="7"/>
+        </w:numPr>
         <w:rPr>
           <w:sz w:val="28"/>
           <w:szCs w:val="28"/>
@@ -1974,6 +1632,119 @@
     </w:lvl>
   </w:abstractNum>
   <w:abstractNum w:abstractNumId="4" w15:restartNumberingAfterBreak="0">
+    <w:nsid w:val="492554F0"/>
+    <w:multiLevelType w:val="hybridMultilevel"/>
+    <w:tmpl w:val="69F07280"/>
+    <w:lvl w:ilvl="0" w:tplc="4C090001">
+      <w:start w:val="1"/>
+      <w:numFmt w:val="bullet"/>
+      <w:lvlText w:val=""/>
+      <w:lvlJc w:val="left"/>
+      <w:pPr>
+        <w:ind w:left="720" w:hanging="360"/>
+      </w:pPr>
+      <w:rPr>
+        <w:rFonts w:ascii="Symbol" w:hAnsi="Symbol" w:hint="default"/>
+      </w:rPr>
+    </w:lvl>
+    <w:lvl w:ilvl="1" w:tplc="4C090003">
+      <w:start w:val="1"/>
+      <w:numFmt w:val="bullet"/>
+      <w:lvlText w:val="o"/>
+      <w:lvlJc w:val="left"/>
+      <w:pPr>
+        <w:ind w:left="1440" w:hanging="360"/>
+      </w:pPr>
+      <w:rPr>
+        <w:rFonts w:ascii="Courier New" w:hAnsi="Courier New" w:cs="Courier New" w:hint="default"/>
+      </w:rPr>
+    </w:lvl>
+    <w:lvl w:ilvl="2" w:tplc="4C090005" w:tentative="1">
+      <w:start w:val="1"/>
+      <w:numFmt w:val="bullet"/>
+      <w:lvlText w:val=""/>
+      <w:lvlJc w:val="left"/>
+      <w:pPr>
+        <w:ind w:left="2160" w:hanging="360"/>
+      </w:pPr>
+      <w:rPr>
+        <w:rFonts w:ascii="Wingdings" w:hAnsi="Wingdings" w:hint="default"/>
+      </w:rPr>
+    </w:lvl>
+    <w:lvl w:ilvl="3" w:tplc="4C090001" w:tentative="1">
+      <w:start w:val="1"/>
+      <w:numFmt w:val="bullet"/>
+      <w:lvlText w:val=""/>
+      <w:lvlJc w:val="left"/>
+      <w:pPr>
+        <w:ind w:left="2880" w:hanging="360"/>
+      </w:pPr>
+      <w:rPr>
+        <w:rFonts w:ascii="Symbol" w:hAnsi="Symbol" w:hint="default"/>
+      </w:rPr>
+    </w:lvl>
+    <w:lvl w:ilvl="4" w:tplc="4C090003" w:tentative="1">
+      <w:start w:val="1"/>
+      <w:numFmt w:val="bullet"/>
+      <w:lvlText w:val="o"/>
+      <w:lvlJc w:val="left"/>
+      <w:pPr>
+        <w:ind w:left="3600" w:hanging="360"/>
+      </w:pPr>
+      <w:rPr>
+        <w:rFonts w:ascii="Courier New" w:hAnsi="Courier New" w:cs="Courier New" w:hint="default"/>
+      </w:rPr>
+    </w:lvl>
+    <w:lvl w:ilvl="5" w:tplc="4C090005" w:tentative="1">
+      <w:start w:val="1"/>
+      <w:numFmt w:val="bullet"/>
+      <w:lvlText w:val=""/>
+      <w:lvlJc w:val="left"/>
+      <w:pPr>
+        <w:ind w:left="4320" w:hanging="360"/>
+      </w:pPr>
+      <w:rPr>
+        <w:rFonts w:ascii="Wingdings" w:hAnsi="Wingdings" w:hint="default"/>
+      </w:rPr>
+    </w:lvl>
+    <w:lvl w:ilvl="6" w:tplc="4C090001" w:tentative="1">
+      <w:start w:val="1"/>
+      <w:numFmt w:val="bullet"/>
+      <w:lvlText w:val=""/>
+      <w:lvlJc w:val="left"/>
+      <w:pPr>
+        <w:ind w:left="5040" w:hanging="360"/>
+      </w:pPr>
+      <w:rPr>
+        <w:rFonts w:ascii="Symbol" w:hAnsi="Symbol" w:hint="default"/>
+      </w:rPr>
+    </w:lvl>
+    <w:lvl w:ilvl="7" w:tplc="4C090003" w:tentative="1">
+      <w:start w:val="1"/>
+      <w:numFmt w:val="bullet"/>
+      <w:lvlText w:val="o"/>
+      <w:lvlJc w:val="left"/>
+      <w:pPr>
+        <w:ind w:left="5760" w:hanging="360"/>
+      </w:pPr>
+      <w:rPr>
+        <w:rFonts w:ascii="Courier New" w:hAnsi="Courier New" w:cs="Courier New" w:hint="default"/>
+      </w:rPr>
+    </w:lvl>
+    <w:lvl w:ilvl="8" w:tplc="4C090005" w:tentative="1">
+      <w:start w:val="1"/>
+      <w:numFmt w:val="bullet"/>
+      <w:lvlText w:val=""/>
+      <w:lvlJc w:val="left"/>
+      <w:pPr>
+        <w:ind w:left="6480" w:hanging="360"/>
+      </w:pPr>
+      <w:rPr>
+        <w:rFonts w:ascii="Wingdings" w:hAnsi="Wingdings" w:hint="default"/>
+      </w:rPr>
+    </w:lvl>
+  </w:abstractNum>
+  <w:abstractNum w:abstractNumId="5" w15:restartNumberingAfterBreak="0">
     <w:nsid w:val="5143470F"/>
     <w:multiLevelType w:val="hybridMultilevel"/>
     <w:tmpl w:val="852ED228"/>
@@ -2086,7 +1857,7 @@
       </w:rPr>
     </w:lvl>
   </w:abstractNum>
-  <w:abstractNum w:abstractNumId="5" w15:restartNumberingAfterBreak="0">
+  <w:abstractNum w:abstractNumId="6" w15:restartNumberingAfterBreak="0">
     <w:nsid w:val="6D437C59"/>
     <w:multiLevelType w:val="hybridMultilevel"/>
     <w:tmpl w:val="359633D2"/>
@@ -2176,7 +1947,7 @@
     </w:lvl>
   </w:abstractNum>
   <w:num w:numId="1" w16cid:durableId="1110583238">
-    <w:abstractNumId w:val="5"/>
+    <w:abstractNumId w:val="6"/>
   </w:num>
   <w:num w:numId="2" w16cid:durableId="1038316748">
     <w:abstractNumId w:val="0"/>
@@ -2191,6 +1962,9 @@
     <w:abstractNumId w:val="2"/>
   </w:num>
   <w:num w:numId="6" w16cid:durableId="711540741">
+    <w:abstractNumId w:val="5"/>
+  </w:num>
+  <w:num w:numId="7" w16cid:durableId="717782466">
     <w:abstractNumId w:val="4"/>
   </w:num>
 </w:numbering>
